--- a/CS SEMINAR/CS SEMINAR/The Impact of ELearning.docx
+++ b/CS SEMINAR/CS SEMINAR/The Impact of ELearning.docx
@@ -1,6 +1,6 @@
 
 <file path=word/document.xml><?xml version="1.0" encoding="utf-8"?>
-<w:document xmlns:wpc="http://schemas.microsoft.com/office/word/2010/wordprocessingCanvas" xmlns:cx="http://schemas.microsoft.com/office/drawing/2014/chartex" xmlns:cx1="http://schemas.microsoft.com/office/drawing/2015/9/8/chartex" xmlns:cx2="http://schemas.microsoft.com/office/drawing/2015/10/21/chartex" xmlns:cx3="http://schemas.microsoft.com/office/drawing/2016/5/9/chartex" xmlns:cx4="http://schemas.microsoft.com/office/drawing/2016/5/10/chartex" xmlns:cx5="http://schemas.microsoft.com/office/drawing/2016/5/11/chartex" xmlns:cx6="http://schemas.microsoft.com/office/drawing/2016/5/12/chartex" xmlns:cx7="http://schemas.microsoft.com/office/drawing/2016/5/13/chartex" xmlns:cx8="http://schemas.microsoft.com/office/drawing/2016/5/14/chartex" xmlns:mc="http://schemas.openxmlformats.org/markup-compatibility/2006" xmlns:aink="http://schemas.microsoft.com/office/drawing/2016/ink" xmlns:am3d="http://schemas.microsoft.com/office/drawing/2017/model3d" xmlns:o="urn:schemas-microsoft-com:office:office" xmlns:r="http://schemas.openxmlformats.org/officeDocument/2006/relationships" xmlns:m="http://schemas.openxmlformats.org/officeDocument/2006/math" xmlns:v="urn:schemas-microsoft-com:vml" xmlns:wp14="http://schemas.microsoft.com/office/word/2010/wordprocessingDrawing" xmlns:wp="http://schemas.openxmlformats.org/drawingml/2006/wordprocessingDrawing" xmlns:w10="urn:schemas-microsoft-com:office:word" xmlns:w="http://schemas.openxmlformats.org/wordprocessingml/2006/main" xmlns:w14="http://schemas.microsoft.com/office/word/2010/wordml" xmlns:w15="http://schemas.microsoft.com/office/word/2012/wordml" xmlns:w16cid="http://schemas.microsoft.com/office/word/2016/wordml/cid" xmlns:w16se="http://schemas.microsoft.com/office/word/2015/wordml/symex" xmlns:wpg="http://schemas.microsoft.com/office/word/2010/wordprocessingGroup" xmlns:wpi="http://schemas.microsoft.com/office/word/2010/wordprocessingInk" xmlns:wne="http://schemas.microsoft.com/office/word/2006/wordml" xmlns:wps="http://schemas.microsoft.com/office/word/2010/wordprocessingShape" mc:Ignorable="w14 w15 w16se w16cid wp14">
+<w:document xmlns:wpc="http://schemas.microsoft.com/office/word/2010/wordprocessingCanvas" xmlns:cx="http://schemas.microsoft.com/office/drawing/2014/chartex" xmlns:cx1="http://schemas.microsoft.com/office/drawing/2015/9/8/chartex" xmlns:cx2="http://schemas.microsoft.com/office/drawing/2015/10/21/chartex" xmlns:cx3="http://schemas.microsoft.com/office/drawing/2016/5/9/chartex" xmlns:cx4="http://schemas.microsoft.com/office/drawing/2016/5/10/chartex" xmlns:cx5="http://schemas.microsoft.com/office/drawing/2016/5/11/chartex" xmlns:cx6="http://schemas.microsoft.com/office/drawing/2016/5/12/chartex" xmlns:cx7="http://schemas.microsoft.com/office/drawing/2016/5/13/chartex" xmlns:cx8="http://schemas.microsoft.com/office/drawing/2016/5/14/chartex" xmlns:mc="http://schemas.openxmlformats.org/markup-compatibility/2006" xmlns:aink="http://schemas.microsoft.com/office/drawing/2016/ink" xmlns:am3d="http://schemas.microsoft.com/office/drawing/2017/model3d" xmlns:o="urn:schemas-microsoft-com:office:office" xmlns:oel="http://schemas.microsoft.com/office/2019/extlst" xmlns:r="http://schemas.openxmlformats.org/officeDocument/2006/relationships" xmlns:m="http://schemas.openxmlformats.org/officeDocument/2006/math" xmlns:v="urn:schemas-microsoft-com:vml" xmlns:wp14="http://schemas.microsoft.com/office/word/2010/wordprocessingDrawing" xmlns:wp="http://schemas.openxmlformats.org/drawingml/2006/wordprocessingDrawing" xmlns:w10="urn:schemas-microsoft-com:office:word" xmlns:w="http://schemas.openxmlformats.org/wordprocessingml/2006/main" xmlns:w14="http://schemas.microsoft.com/office/word/2010/wordml" xmlns:w15="http://schemas.microsoft.com/office/word/2012/wordml" xmlns:w16cex="http://schemas.microsoft.com/office/word/2018/wordml/cex" xmlns:w16cid="http://schemas.microsoft.com/office/word/2016/wordml/cid" xmlns:w16="http://schemas.microsoft.com/office/word/2018/wordml" xmlns:w16du="http://schemas.microsoft.com/office/word/2023/wordml/word16du" xmlns:w16sdtdh="http://schemas.microsoft.com/office/word/2020/wordml/sdtdatahash" xmlns:w16sdtfl="http://schemas.microsoft.com/office/word/2024/wordml/sdtformatlock" xmlns:w16se="http://schemas.microsoft.com/office/word/2015/wordml/symex" xmlns:wpg="http://schemas.microsoft.com/office/word/2010/wordprocessingGroup" xmlns:wpi="http://schemas.microsoft.com/office/word/2010/wordprocessingInk" xmlns:wne="http://schemas.microsoft.com/office/word/2006/wordml" xmlns:wps="http://schemas.microsoft.com/office/word/2010/wordprocessingShape" mc:Ignorable="w14 w15 w16se w16cid w16 w16cex w16sdtdh w16sdtfl w16du wp14">
   <w:body>
     <w:p>
       <w:pPr>
@@ -271,46 +271,273 @@
           <w:szCs w:val="24"/>
         </w:rPr>
         <w:br/>
-        <w:t>SIMON ISA'AC MALLUM</w:t>
-      </w:r>
-    </w:p>
-    <w:p>
-      <w:pPr>
-        <w:spacing w:after="0" w:line="240" w:lineRule="auto"/>
-        <w:jc w:val="center"/>
-        <w:rPr>
-          <w:rFonts w:ascii="Times New Roman" w:hAnsi="Times New Roman" w:cs="Times New Roman"/>
-          <w:b/>
-          <w:caps/>
-          <w:sz w:val="24"/>
-          <w:szCs w:val="24"/>
-        </w:rPr>
-      </w:pPr>
-      <w:r>
-        <w:rPr>
-          <w:rFonts w:ascii="Times New Roman" w:hAnsi="Times New Roman" w:cs="Times New Roman"/>
-          <w:b/>
-          <w:caps/>
-          <w:sz w:val="24"/>
-          <w:szCs w:val="24"/>
-        </w:rPr>
-        <w:t xml:space="preserve"> (st/cs/hnd/22/047)</w:t>
-      </w:r>
-    </w:p>
-    <w:p>
-      <w:pPr>
-        <w:spacing w:after="0" w:line="240" w:lineRule="auto"/>
-        <w:jc w:val="center"/>
-        <w:rPr>
-          <w:rFonts w:ascii="Times New Roman" w:eastAsia="Times New Roman" w:hAnsi="Times New Roman" w:cs="Times New Roman"/>
-          <w:b/>
-          <w:bCs/>
-          <w:caps/>
-          <w:sz w:val="24"/>
-          <w:szCs w:val="24"/>
-          <w:lang w:eastAsia="en-GB"/>
-        </w:rPr>
-      </w:pPr>
+      </w:r>
+      <w:r>
+        <w:rPr>
+          <w:rFonts w:ascii="Times New Roman" w:hAnsi="Times New Roman" w:cs="Times New Roman"/>
+          <w:b/>
+          <w:sz w:val="24"/>
+          <w:szCs w:val="24"/>
+        </w:rPr>
+        <w:t>SALISU SHEHU</w:t>
+      </w:r>
+    </w:p>
+    <w:p>
+      <w:pPr>
+        <w:spacing w:after="0"/>
+        <w:jc w:val="center"/>
+        <w:rPr>
+          <w:rFonts w:ascii="Times New Roman" w:hAnsi="Times New Roman" w:cs="Times New Roman"/>
+          <w:b/>
+          <w:caps/>
+          <w:sz w:val="24"/>
+          <w:szCs w:val="24"/>
+        </w:rPr>
+      </w:pPr>
+      <w:r>
+        <w:rPr>
+          <w:rFonts w:ascii="Times New Roman" w:hAnsi="Times New Roman" w:cs="Times New Roman"/>
+          <w:b/>
+          <w:caps/>
+          <w:sz w:val="24"/>
+          <w:szCs w:val="24"/>
+        </w:rPr>
+        <w:t>(st/cs/nd/2</w:t>
+      </w:r>
+      <w:r>
+        <w:rPr>
+          <w:rFonts w:ascii="Times New Roman" w:hAnsi="Times New Roman" w:cs="Times New Roman"/>
+          <w:b/>
+          <w:caps/>
+          <w:sz w:val="24"/>
+          <w:szCs w:val="24"/>
+        </w:rPr>
+        <w:t>3</w:t>
+      </w:r>
+      <w:r>
+        <w:rPr>
+          <w:rFonts w:ascii="Times New Roman" w:hAnsi="Times New Roman" w:cs="Times New Roman"/>
+          <w:b/>
+          <w:caps/>
+          <w:sz w:val="24"/>
+          <w:szCs w:val="24"/>
+        </w:rPr>
+        <w:t>/0</w:t>
+      </w:r>
+      <w:r>
+        <w:rPr>
+          <w:rFonts w:ascii="Times New Roman" w:hAnsi="Times New Roman" w:cs="Times New Roman"/>
+          <w:b/>
+          <w:caps/>
+          <w:sz w:val="24"/>
+          <w:szCs w:val="24"/>
+        </w:rPr>
+        <w:t>15)</w:t>
+      </w:r>
+    </w:p>
+    <w:p>
+      <w:pPr>
+        <w:spacing w:after="0" w:line="240" w:lineRule="auto"/>
+        <w:jc w:val="center"/>
+        <w:rPr>
+          <w:rFonts w:ascii="Times New Roman" w:eastAsia="Times New Roman" w:hAnsi="Times New Roman" w:cs="Times New Roman"/>
+          <w:b/>
+          <w:bCs/>
+          <w:caps/>
+          <w:sz w:val="24"/>
+          <w:szCs w:val="24"/>
+          <w:lang w:eastAsia="en-GB"/>
+        </w:rPr>
+      </w:pPr>
+    </w:p>
+    <w:p>
+      <w:pPr>
+        <w:spacing w:after="0" w:line="240" w:lineRule="auto"/>
+        <w:jc w:val="center"/>
+        <w:rPr>
+          <w:rFonts w:ascii="Times New Roman" w:eastAsia="Times New Roman" w:hAnsi="Times New Roman" w:cs="Times New Roman"/>
+          <w:b/>
+          <w:bCs/>
+          <w:color w:val="000000"/>
+          <w:sz w:val="24"/>
+          <w:szCs w:val="24"/>
+          <w:lang w:eastAsia="en-GB"/>
+        </w:rPr>
+      </w:pPr>
+      <w:r>
+        <w:rPr>
+          <w:rFonts w:ascii="Times New Roman" w:eastAsia="Times New Roman" w:hAnsi="Times New Roman" w:cs="Times New Roman"/>
+          <w:b/>
+          <w:bCs/>
+          <w:color w:val="000000"/>
+          <w:sz w:val="24"/>
+          <w:szCs w:val="24"/>
+          <w:lang w:eastAsia="en-GB"/>
+        </w:rPr>
+        <w:t>ABUBAKAR YASIR</w:t>
+      </w:r>
+      <w:r>
+        <w:rPr>
+          <w:rFonts w:ascii="Times New Roman" w:hAnsi="Times New Roman" w:cs="Times New Roman"/>
+          <w:b/>
+          <w:bCs/>
+          <w:sz w:val="32"/>
+          <w:szCs w:val="32"/>
+        </w:rPr>
+        <w:t xml:space="preserve"> </w:t>
+      </w:r>
+    </w:p>
+    <w:p>
+      <w:pPr>
+        <w:spacing w:after="0"/>
+        <w:jc w:val="center"/>
+        <w:rPr>
+          <w:rFonts w:ascii="Times New Roman" w:hAnsi="Times New Roman" w:cs="Times New Roman"/>
+          <w:b/>
+          <w:caps/>
+          <w:sz w:val="24"/>
+          <w:szCs w:val="24"/>
+        </w:rPr>
+      </w:pPr>
+      <w:r>
+        <w:rPr>
+          <w:rFonts w:ascii="Times New Roman" w:hAnsi="Times New Roman" w:cs="Times New Roman"/>
+          <w:b/>
+          <w:caps/>
+          <w:sz w:val="24"/>
+          <w:szCs w:val="24"/>
+        </w:rPr>
+        <w:t>(st/cs/nd/2</w:t>
+      </w:r>
+      <w:r>
+        <w:rPr>
+          <w:rFonts w:ascii="Times New Roman" w:hAnsi="Times New Roman" w:cs="Times New Roman"/>
+          <w:b/>
+          <w:caps/>
+          <w:sz w:val="24"/>
+          <w:szCs w:val="24"/>
+        </w:rPr>
+        <w:t>4</w:t>
+      </w:r>
+      <w:r>
+        <w:rPr>
+          <w:rFonts w:ascii="Times New Roman" w:hAnsi="Times New Roman" w:cs="Times New Roman"/>
+          <w:b/>
+          <w:caps/>
+          <w:sz w:val="24"/>
+          <w:szCs w:val="24"/>
+        </w:rPr>
+        <w:t>/0</w:t>
+      </w:r>
+      <w:r>
+        <w:rPr>
+          <w:rFonts w:ascii="Times New Roman" w:hAnsi="Times New Roman" w:cs="Times New Roman"/>
+          <w:b/>
+          <w:caps/>
+          <w:sz w:val="24"/>
+          <w:szCs w:val="24"/>
+        </w:rPr>
+        <w:t>36</w:t>
+      </w:r>
+      <w:r>
+        <w:rPr>
+          <w:rFonts w:ascii="Times New Roman" w:hAnsi="Times New Roman" w:cs="Times New Roman"/>
+          <w:b/>
+          <w:caps/>
+          <w:sz w:val="24"/>
+          <w:szCs w:val="24"/>
+        </w:rPr>
+        <w:t>)</w:t>
+      </w:r>
+    </w:p>
+    <w:p>
+      <w:pPr>
+        <w:spacing w:after="0" w:line="240" w:lineRule="auto"/>
+        <w:jc w:val="center"/>
+        <w:rPr>
+          <w:rFonts w:ascii="Times New Roman" w:eastAsia="Times New Roman" w:hAnsi="Times New Roman" w:cs="Times New Roman"/>
+          <w:b/>
+          <w:bCs/>
+          <w:caps/>
+          <w:sz w:val="24"/>
+          <w:szCs w:val="24"/>
+          <w:lang w:eastAsia="en-GB"/>
+        </w:rPr>
+      </w:pPr>
+    </w:p>
+    <w:p>
+      <w:pPr>
+        <w:spacing w:after="0"/>
+        <w:jc w:val="center"/>
+        <w:rPr>
+          <w:rFonts w:ascii="Times New Roman" w:hAnsi="Times New Roman" w:cs="Times New Roman"/>
+          <w:b/>
+          <w:sz w:val="24"/>
+          <w:szCs w:val="24"/>
+        </w:rPr>
+      </w:pPr>
+      <w:r>
+        <w:rPr>
+          <w:rFonts w:ascii="Times New Roman" w:hAnsi="Times New Roman" w:cs="Times New Roman"/>
+          <w:b/>
+          <w:sz w:val="24"/>
+          <w:szCs w:val="24"/>
+        </w:rPr>
+        <w:t xml:space="preserve">HASSAN BLESSING </w:t>
+      </w:r>
+    </w:p>
+    <w:p>
+      <w:pPr>
+        <w:spacing w:after="0"/>
+        <w:jc w:val="center"/>
+        <w:rPr>
+          <w:rFonts w:ascii="Times New Roman" w:hAnsi="Times New Roman" w:cs="Times New Roman"/>
+          <w:b/>
+          <w:caps/>
+          <w:sz w:val="24"/>
+          <w:szCs w:val="24"/>
+        </w:rPr>
+      </w:pPr>
+      <w:r>
+        <w:rPr>
+          <w:rFonts w:ascii="Times New Roman" w:hAnsi="Times New Roman" w:cs="Times New Roman"/>
+          <w:b/>
+          <w:caps/>
+          <w:sz w:val="24"/>
+          <w:szCs w:val="24"/>
+        </w:rPr>
+        <w:t>(st/cs/nd/2</w:t>
+      </w:r>
+      <w:r>
+        <w:rPr>
+          <w:rFonts w:ascii="Times New Roman" w:hAnsi="Times New Roman" w:cs="Times New Roman"/>
+          <w:b/>
+          <w:caps/>
+          <w:sz w:val="24"/>
+          <w:szCs w:val="24"/>
+        </w:rPr>
+        <w:t>4</w:t>
+      </w:r>
+      <w:r>
+        <w:rPr>
+          <w:rFonts w:ascii="Times New Roman" w:hAnsi="Times New Roman" w:cs="Times New Roman"/>
+          <w:b/>
+          <w:caps/>
+          <w:sz w:val="24"/>
+          <w:szCs w:val="24"/>
+        </w:rPr>
+        <w:t>/0</w:t>
+      </w:r>
+      <w:r>
+        <w:rPr>
+          <w:rFonts w:ascii="Times New Roman" w:hAnsi="Times New Roman" w:cs="Times New Roman"/>
+          <w:b/>
+          <w:caps/>
+          <w:sz w:val="24"/>
+          <w:szCs w:val="24"/>
+        </w:rPr>
+        <w:t>89)</w:t>
+      </w:r>
     </w:p>
     <w:p>
       <w:pPr>
@@ -562,7 +789,7 @@
           <w:sz w:val="24"/>
           <w:szCs w:val="24"/>
         </w:rPr>
-        <w:t>AUGUST</w:t>
+        <w:t>JULY</w:t>
       </w:r>
       <w:r>
         <w:rPr>
@@ -572,7 +799,17 @@
           <w:sz w:val="24"/>
           <w:szCs w:val="24"/>
         </w:rPr>
-        <w:t>, 2024</w:t>
+        <w:t>, 202</w:t>
+      </w:r>
+      <w:r>
+        <w:rPr>
+          <w:rFonts w:ascii="Times New Roman" w:hAnsi="Times New Roman" w:cs="Times New Roman"/>
+          <w:b/>
+          <w:color w:val="1A1A1A" w:themeColor="background1" w:themeShade="1A"/>
+          <w:sz w:val="24"/>
+          <w:szCs w:val="24"/>
+        </w:rPr>
+        <w:t>6</w:t>
       </w:r>
     </w:p>
     <w:p>
@@ -829,31 +1066,254 @@
           <w:sz w:val="24"/>
           <w:szCs w:val="24"/>
         </w:rPr>
-        <w:br/>
-        <w:t>SIMON ISA'AC MALLUM</w:t>
-      </w:r>
-    </w:p>
-    <w:p>
-      <w:pPr>
-        <w:spacing w:after="0" w:line="240" w:lineRule="auto"/>
-        <w:jc w:val="center"/>
-        <w:rPr>
-          <w:rFonts w:ascii="Times New Roman" w:hAnsi="Times New Roman" w:cs="Times New Roman"/>
-          <w:b/>
-          <w:caps/>
-          <w:sz w:val="24"/>
-          <w:szCs w:val="24"/>
-        </w:rPr>
-      </w:pPr>
-      <w:r>
-        <w:rPr>
-          <w:rFonts w:ascii="Times New Roman" w:hAnsi="Times New Roman" w:cs="Times New Roman"/>
-          <w:b/>
-          <w:caps/>
-          <w:sz w:val="24"/>
-          <w:szCs w:val="24"/>
-        </w:rPr>
-        <w:t xml:space="preserve"> (st/cs/hnd/22/047)</w:t>
+        <w:t>SALISU SHEHU</w:t>
+      </w:r>
+    </w:p>
+    <w:p>
+      <w:pPr>
+        <w:spacing w:after="0"/>
+        <w:jc w:val="center"/>
+        <w:rPr>
+          <w:rFonts w:ascii="Times New Roman" w:hAnsi="Times New Roman" w:cs="Times New Roman"/>
+          <w:b/>
+          <w:caps/>
+          <w:sz w:val="24"/>
+          <w:szCs w:val="24"/>
+        </w:rPr>
+      </w:pPr>
+      <w:r>
+        <w:rPr>
+          <w:rFonts w:ascii="Times New Roman" w:hAnsi="Times New Roman" w:cs="Times New Roman"/>
+          <w:b/>
+          <w:caps/>
+          <w:sz w:val="24"/>
+          <w:szCs w:val="24"/>
+        </w:rPr>
+        <w:t>(st/cs/nd/2</w:t>
+      </w:r>
+      <w:r>
+        <w:rPr>
+          <w:rFonts w:ascii="Times New Roman" w:hAnsi="Times New Roman" w:cs="Times New Roman"/>
+          <w:b/>
+          <w:caps/>
+          <w:sz w:val="24"/>
+          <w:szCs w:val="24"/>
+        </w:rPr>
+        <w:t>3</w:t>
+      </w:r>
+      <w:r>
+        <w:rPr>
+          <w:rFonts w:ascii="Times New Roman" w:hAnsi="Times New Roman" w:cs="Times New Roman"/>
+          <w:b/>
+          <w:caps/>
+          <w:sz w:val="24"/>
+          <w:szCs w:val="24"/>
+        </w:rPr>
+        <w:t>/0</w:t>
+      </w:r>
+      <w:r>
+        <w:rPr>
+          <w:rFonts w:ascii="Times New Roman" w:hAnsi="Times New Roman" w:cs="Times New Roman"/>
+          <w:b/>
+          <w:caps/>
+          <w:sz w:val="24"/>
+          <w:szCs w:val="24"/>
+        </w:rPr>
+        <w:t>15)</w:t>
+      </w:r>
+    </w:p>
+    <w:p>
+      <w:pPr>
+        <w:spacing w:after="0" w:line="240" w:lineRule="auto"/>
+        <w:jc w:val="center"/>
+        <w:rPr>
+          <w:rFonts w:ascii="Times New Roman" w:eastAsia="Times New Roman" w:hAnsi="Times New Roman" w:cs="Times New Roman"/>
+          <w:b/>
+          <w:bCs/>
+          <w:caps/>
+          <w:sz w:val="24"/>
+          <w:szCs w:val="24"/>
+          <w:lang w:eastAsia="en-GB"/>
+        </w:rPr>
+      </w:pPr>
+    </w:p>
+    <w:p>
+      <w:pPr>
+        <w:spacing w:after="0" w:line="240" w:lineRule="auto"/>
+        <w:jc w:val="center"/>
+        <w:rPr>
+          <w:rFonts w:ascii="Times New Roman" w:eastAsia="Times New Roman" w:hAnsi="Times New Roman" w:cs="Times New Roman"/>
+          <w:b/>
+          <w:bCs/>
+          <w:color w:val="000000"/>
+          <w:sz w:val="24"/>
+          <w:szCs w:val="24"/>
+          <w:lang w:eastAsia="en-GB"/>
+        </w:rPr>
+      </w:pPr>
+      <w:r>
+        <w:rPr>
+          <w:rFonts w:ascii="Times New Roman" w:eastAsia="Times New Roman" w:hAnsi="Times New Roman" w:cs="Times New Roman"/>
+          <w:b/>
+          <w:bCs/>
+          <w:color w:val="000000"/>
+          <w:sz w:val="24"/>
+          <w:szCs w:val="24"/>
+          <w:lang w:eastAsia="en-GB"/>
+        </w:rPr>
+        <w:t>ABUBAKAR YASIR</w:t>
+      </w:r>
+      <w:r>
+        <w:rPr>
+          <w:rFonts w:ascii="Times New Roman" w:hAnsi="Times New Roman" w:cs="Times New Roman"/>
+          <w:b/>
+          <w:bCs/>
+          <w:sz w:val="32"/>
+          <w:szCs w:val="32"/>
+        </w:rPr>
+        <w:t xml:space="preserve"> </w:t>
+      </w:r>
+    </w:p>
+    <w:p>
+      <w:pPr>
+        <w:spacing w:after="0"/>
+        <w:jc w:val="center"/>
+        <w:rPr>
+          <w:rFonts w:ascii="Times New Roman" w:hAnsi="Times New Roman" w:cs="Times New Roman"/>
+          <w:b/>
+          <w:caps/>
+          <w:sz w:val="24"/>
+          <w:szCs w:val="24"/>
+        </w:rPr>
+      </w:pPr>
+      <w:r>
+        <w:rPr>
+          <w:rFonts w:ascii="Times New Roman" w:hAnsi="Times New Roman" w:cs="Times New Roman"/>
+          <w:b/>
+          <w:caps/>
+          <w:sz w:val="24"/>
+          <w:szCs w:val="24"/>
+        </w:rPr>
+        <w:t>(st/cs/nd/2</w:t>
+      </w:r>
+      <w:r>
+        <w:rPr>
+          <w:rFonts w:ascii="Times New Roman" w:hAnsi="Times New Roman" w:cs="Times New Roman"/>
+          <w:b/>
+          <w:caps/>
+          <w:sz w:val="24"/>
+          <w:szCs w:val="24"/>
+        </w:rPr>
+        <w:t>4</w:t>
+      </w:r>
+      <w:r>
+        <w:rPr>
+          <w:rFonts w:ascii="Times New Roman" w:hAnsi="Times New Roman" w:cs="Times New Roman"/>
+          <w:b/>
+          <w:caps/>
+          <w:sz w:val="24"/>
+          <w:szCs w:val="24"/>
+        </w:rPr>
+        <w:t>/0</w:t>
+      </w:r>
+      <w:r>
+        <w:rPr>
+          <w:rFonts w:ascii="Times New Roman" w:hAnsi="Times New Roman" w:cs="Times New Roman"/>
+          <w:b/>
+          <w:caps/>
+          <w:sz w:val="24"/>
+          <w:szCs w:val="24"/>
+        </w:rPr>
+        <w:t>36)</w:t>
+      </w:r>
+    </w:p>
+    <w:p>
+      <w:pPr>
+        <w:spacing w:after="0" w:line="240" w:lineRule="auto"/>
+        <w:jc w:val="center"/>
+        <w:rPr>
+          <w:rFonts w:ascii="Times New Roman" w:eastAsia="Times New Roman" w:hAnsi="Times New Roman" w:cs="Times New Roman"/>
+          <w:b/>
+          <w:bCs/>
+          <w:caps/>
+          <w:sz w:val="24"/>
+          <w:szCs w:val="24"/>
+          <w:lang w:eastAsia="en-GB"/>
+        </w:rPr>
+      </w:pPr>
+    </w:p>
+    <w:p>
+      <w:pPr>
+        <w:spacing w:after="0"/>
+        <w:jc w:val="center"/>
+        <w:rPr>
+          <w:rFonts w:ascii="Times New Roman" w:hAnsi="Times New Roman" w:cs="Times New Roman"/>
+          <w:b/>
+          <w:sz w:val="24"/>
+          <w:szCs w:val="24"/>
+        </w:rPr>
+      </w:pPr>
+      <w:r>
+        <w:rPr>
+          <w:rFonts w:ascii="Times New Roman" w:hAnsi="Times New Roman" w:cs="Times New Roman"/>
+          <w:b/>
+          <w:sz w:val="24"/>
+          <w:szCs w:val="24"/>
+        </w:rPr>
+        <w:t xml:space="preserve">HASSAN BLESSING </w:t>
+      </w:r>
+    </w:p>
+    <w:p>
+      <w:pPr>
+        <w:spacing w:after="0"/>
+        <w:jc w:val="center"/>
+        <w:rPr>
+          <w:rFonts w:ascii="Times New Roman" w:hAnsi="Times New Roman" w:cs="Times New Roman"/>
+          <w:b/>
+          <w:caps/>
+          <w:sz w:val="24"/>
+          <w:szCs w:val="24"/>
+        </w:rPr>
+      </w:pPr>
+      <w:r>
+        <w:rPr>
+          <w:rFonts w:ascii="Times New Roman" w:hAnsi="Times New Roman" w:cs="Times New Roman"/>
+          <w:b/>
+          <w:caps/>
+          <w:sz w:val="24"/>
+          <w:szCs w:val="24"/>
+        </w:rPr>
+        <w:t>(st/cs/nd/2</w:t>
+      </w:r>
+      <w:r>
+        <w:rPr>
+          <w:rFonts w:ascii="Times New Roman" w:hAnsi="Times New Roman" w:cs="Times New Roman"/>
+          <w:b/>
+          <w:caps/>
+          <w:sz w:val="24"/>
+          <w:szCs w:val="24"/>
+        </w:rPr>
+        <w:t>4</w:t>
+      </w:r>
+      <w:r>
+        <w:rPr>
+          <w:rFonts w:ascii="Times New Roman" w:hAnsi="Times New Roman" w:cs="Times New Roman"/>
+          <w:b/>
+          <w:caps/>
+          <w:sz w:val="24"/>
+          <w:szCs w:val="24"/>
+        </w:rPr>
+        <w:t>/0</w:t>
+      </w:r>
+      <w:r>
+        <w:rPr>
+          <w:rFonts w:ascii="Times New Roman" w:hAnsi="Times New Roman" w:cs="Times New Roman"/>
+          <w:b/>
+          <w:caps/>
+          <w:sz w:val="24"/>
+          <w:szCs w:val="24"/>
+        </w:rPr>
+        <w:t>89)</w:t>
       </w:r>
     </w:p>
     <w:p>
@@ -1020,7 +1480,7 @@
           <w:sz w:val="24"/>
           <w:szCs w:val="24"/>
         </w:rPr>
-        <w:t>IN PARTIAL FULFILLMENT OF THE REQUIREMENTS FOR THE AWARD OF HIGHER NATIONAL DIPLOMA (HND) IN COMPUTER SCIENCE</w:t>
+        <w:t>IN PARTIAL FULFILLMENT OF THE REQUIREMENTS FOR THE AWARD OF NATIONAL DIPLOMA (ND) IN COMPUTER SCIENCE</w:t>
       </w:r>
     </w:p>
     <w:p>
@@ -1106,7 +1566,7 @@
           <w:sz w:val="24"/>
           <w:szCs w:val="24"/>
         </w:rPr>
-        <w:t>AUGUST</w:t>
+        <w:t>JULY</w:t>
       </w:r>
       <w:r>
         <w:rPr>
@@ -1116,7 +1576,17 @@
           <w:sz w:val="24"/>
           <w:szCs w:val="24"/>
         </w:rPr>
-        <w:t>, 2024</w:t>
+        <w:t>, 202</w:t>
+      </w:r>
+      <w:r>
+        <w:rPr>
+          <w:rFonts w:ascii="Times New Roman" w:hAnsi="Times New Roman" w:cs="Times New Roman"/>
+          <w:b/>
+          <w:color w:val="1A1A1A" w:themeColor="background1" w:themeShade="1A"/>
+          <w:sz w:val="24"/>
+          <w:szCs w:val="24"/>
+        </w:rPr>
+        <w:t>6</w:t>
       </w:r>
     </w:p>
     <w:p>
@@ -1377,27 +1847,7 @@
           <w:szCs w:val="24"/>
           <w:lang w:eastAsia="en-GB"/>
         </w:rPr>
-        <w:t>, 2016). E-learning also fosters the development of essential 21st-century skills, such as digital literacy, critical thinking, and self-discipline, which are crucial in the modern job market (</w:t>
-      </w:r>
-      <w:proofErr w:type="spellStart"/>
-      <w:r>
-        <w:rPr>
-          <w:rFonts w:ascii="Times New Roman" w:eastAsia="Times New Roman" w:hAnsi="Times New Roman" w:cs="Times New Roman"/>
-          <w:sz w:val="24"/>
-          <w:szCs w:val="24"/>
-          <w:lang w:eastAsia="en-GB"/>
-        </w:rPr>
-        <w:t>Redecker</w:t>
-      </w:r>
-      <w:proofErr w:type="spellEnd"/>
-      <w:r>
-        <w:rPr>
-          <w:rFonts w:ascii="Times New Roman" w:eastAsia="Times New Roman" w:hAnsi="Times New Roman" w:cs="Times New Roman"/>
-          <w:sz w:val="24"/>
-          <w:szCs w:val="24"/>
-          <w:lang w:eastAsia="en-GB"/>
-        </w:rPr>
-        <w:t>, 2017).</w:t>
+        <w:t>, 2016). E-learning also fosters the development of essential 21st-century skills, such as digital literacy, critical thinking, and self-discipline, which are crucial in the modern job market (Redecker, 2017).</w:t>
       </w:r>
     </w:p>
     <w:p>
@@ -1418,27 +1868,27 @@
           <w:szCs w:val="24"/>
           <w:lang w:eastAsia="en-GB"/>
         </w:rPr>
-        <w:t>However, the rapid adoption of e-learning has also exposed several challenges. The digital divide remains a significant barrier, as disparities in access to technology and the internet can disadvantage students from underprivileged backgrounds. Ensuring equitable access to e-learning resources is a critical concern that needs to be addressed (Van Dijk, 2020). Furthermore, the quality of e-learning varies widely, depending on course design, instructional quality, and student engagement. Poorly designed online courses and lack of interaction can negatively impact learning outcomes (</w:t>
-      </w:r>
-      <w:proofErr w:type="spellStart"/>
-      <w:r>
-        <w:rPr>
-          <w:rFonts w:ascii="Times New Roman" w:eastAsia="Times New Roman" w:hAnsi="Times New Roman" w:cs="Times New Roman"/>
-          <w:sz w:val="24"/>
-          <w:szCs w:val="24"/>
-          <w:lang w:eastAsia="en-GB"/>
-        </w:rPr>
-        <w:t>Kintu</w:t>
-      </w:r>
-      <w:proofErr w:type="spellEnd"/>
-      <w:r>
-        <w:rPr>
-          <w:rFonts w:ascii="Times New Roman" w:eastAsia="Times New Roman" w:hAnsi="Times New Roman" w:cs="Times New Roman"/>
-          <w:sz w:val="24"/>
-          <w:szCs w:val="24"/>
-          <w:lang w:eastAsia="en-GB"/>
-        </w:rPr>
-        <w:t xml:space="preserve"> et al., 2017).</w:t>
+        <w:t xml:space="preserve">However, the rapid adoption of e-learning has also exposed several challenges. The digital divide remains a significant barrier, as disparities in access to technology and the internet can disadvantage students from underprivileged backgrounds. Ensuring equitable access to e-learning resources is a critical concern that needs to be addressed (Van Dijk, 2020). Furthermore, the quality of e-learning varies widely, depending on course design, instructional quality, and student engagement. Poorly designed online courses and lack of interaction can negatively impact learning outcomes (Kintu </w:t>
+      </w:r>
+      <w:r>
+        <w:rPr>
+          <w:rFonts w:ascii="Times New Roman" w:eastAsia="Times New Roman" w:hAnsi="Times New Roman" w:cs="Times New Roman"/>
+          <w:i/>
+          <w:iCs/>
+          <w:sz w:val="24"/>
+          <w:szCs w:val="24"/>
+          <w:lang w:eastAsia="en-GB"/>
+        </w:rPr>
+        <w:t>et al</w:t>
+      </w:r>
+      <w:r>
+        <w:rPr>
+          <w:rFonts w:ascii="Times New Roman" w:eastAsia="Times New Roman" w:hAnsi="Times New Roman" w:cs="Times New Roman"/>
+          <w:sz w:val="24"/>
+          <w:szCs w:val="24"/>
+          <w:lang w:eastAsia="en-GB"/>
+        </w:rPr>
+        <w:t>., 2017).</w:t>
       </w:r>
     </w:p>
     <w:p>
@@ -1491,13 +1941,12 @@
       </w:pPr>
       <w:r>
         <w:rPr>
-          <w:caps/>
           <w:color w:val="000000" w:themeColor="text1"/>
           <w:sz w:val="24"/>
           <w:szCs w:val="24"/>
         </w:rPr>
         <w:lastRenderedPageBreak/>
-        <w:t>Benefits of E-learning</w:t>
+        <w:t>Benefits of E-Learning</w:t>
       </w:r>
     </w:p>
     <w:p>
@@ -1751,27 +2200,7 @@
           <w:sz w:val="24"/>
           <w:szCs w:val="24"/>
         </w:rPr>
-        <w:t>E-learning environments promote the development of essential 21st-century skills, which are increasingly important in today's digital and interconnected world. Through e-learning, students enhance their digital literacy by regularly using computers, tablets, and other digital devices. This exposure helps them become proficient in navigating and utilizing various digital tools and platforms. Additionally, e-learning encourages critical thinking and problem-solving skills, as students often need to engage in self-directed learning and seek out information independently. The asynchronous nature of many e-learning courses also fosters self-discipline and time management skills, as students must manage their schedules and meet deadlines without the constant supervision of instructors (</w:t>
-      </w:r>
-      <w:proofErr w:type="spellStart"/>
-      <w:r>
-        <w:rPr>
-          <w:rFonts w:ascii="Times New Roman" w:hAnsi="Times New Roman" w:cs="Times New Roman"/>
-          <w:color w:val="000000" w:themeColor="text1"/>
-          <w:sz w:val="24"/>
-          <w:szCs w:val="24"/>
-        </w:rPr>
-        <w:t>Redecker</w:t>
-      </w:r>
-      <w:proofErr w:type="spellEnd"/>
-      <w:r>
-        <w:rPr>
-          <w:rFonts w:ascii="Times New Roman" w:hAnsi="Times New Roman" w:cs="Times New Roman"/>
-          <w:color w:val="000000" w:themeColor="text1"/>
-          <w:sz w:val="24"/>
-          <w:szCs w:val="24"/>
-        </w:rPr>
-        <w:t xml:space="preserve">, 2017). </w:t>
+        <w:t xml:space="preserve">E-learning environments promote the development of essential 21st-century skills, which are increasingly important in today's digital and interconnected world. Through e-learning, students enhance their digital literacy by regularly using computers, tablets, and other digital devices. This exposure helps them become proficient in navigating and utilizing various digital tools and platforms. Additionally, e-learning encourages critical thinking and problem-solving skills, as students often need to engage in self-directed learning and seek out information independently. The asynchronous nature of many e-learning courses also fosters self-discipline and time management skills, as students must manage their schedules and meet deadlines without the constant supervision of instructors (Redecker, 2017). </w:t>
       </w:r>
     </w:p>
     <w:p>
@@ -1958,7 +2387,27 @@
           <w:sz w:val="24"/>
           <w:szCs w:val="24"/>
         </w:rPr>
-        <w:t xml:space="preserve"> student performance data to tailor educational content to individual needs, ensuring that each student receives the appropriate level of challenge and support. For example, students who excel in a particular area might be presented with more advanced materials, while those who struggle can receive additional resources and exercises to reinforce their understanding (Pane et al., 2017). </w:t>
+        <w:t xml:space="preserve"> student performance data to tailor educational content to individual needs, ensuring that each student receives the appropriate level of challenge and support. For example, students who excel in a particular area might be presented with more advanced materials, while those who struggle can receive additional resources and exercises to reinforce their understanding (Pane </w:t>
+      </w:r>
+      <w:r>
+        <w:rPr>
+          <w:rFonts w:ascii="Times New Roman" w:hAnsi="Times New Roman" w:cs="Times New Roman"/>
+          <w:iCs w:val="0"/>
+          <w:color w:val="000000" w:themeColor="text1"/>
+          <w:sz w:val="24"/>
+          <w:szCs w:val="24"/>
+        </w:rPr>
+        <w:t>et al</w:t>
+      </w:r>
+      <w:r>
+        <w:rPr>
+          <w:rFonts w:ascii="Times New Roman" w:hAnsi="Times New Roman" w:cs="Times New Roman"/>
+          <w:i w:val="0"/>
+          <w:color w:val="000000" w:themeColor="text1"/>
+          <w:sz w:val="24"/>
+          <w:szCs w:val="24"/>
+        </w:rPr>
+        <w:t xml:space="preserve">., 2017). </w:t>
       </w:r>
     </w:p>
     <w:p>
@@ -1975,10 +2424,9 @@
       <w:r>
         <w:rPr>
           <w:b/>
-          <w:caps/>
-          <w:color w:val="000000" w:themeColor="text1"/>
-        </w:rPr>
-        <w:t>Challenges of E-learning</w:t>
+          <w:color w:val="000000" w:themeColor="text1"/>
+        </w:rPr>
+        <w:t>Challenges of E-Learning</w:t>
       </w:r>
     </w:p>
     <w:p>
@@ -2048,21 +2496,7 @@
         <w:rPr>
           <w:color w:val="000000" w:themeColor="text1"/>
         </w:rPr>
-        <w:t xml:space="preserve">The quality of education delivered through e-learning platforms varies significantly and is contingent on several factors, including course design, instructional quality, and student engagement. Poorly designed courses that lack clear objectives, structured content, and interactive elements can lead to suboptimal learning outcomes. Additionally, the absence of direct interaction with instructors and peers can make it challenging for students to seek clarification or engage in meaningful discussions. Research by </w:t>
-      </w:r>
-      <w:proofErr w:type="spellStart"/>
-      <w:r>
-        <w:rPr>
-          <w:color w:val="000000" w:themeColor="text1"/>
-        </w:rPr>
-        <w:t>Kintu</w:t>
-      </w:r>
-      <w:proofErr w:type="spellEnd"/>
-      <w:r>
-        <w:rPr>
-          <w:color w:val="000000" w:themeColor="text1"/>
-        </w:rPr>
-        <w:t xml:space="preserve"> </w:t>
+        <w:t xml:space="preserve">The quality of education delivered through e-learning platforms varies significantly and is contingent on several factors, including course design, instructional quality, and student engagement. Poorly designed courses that lack clear objectives, structured content, and interactive elements can lead to suboptimal learning outcomes. Additionally, the absence of direct interaction with instructors and peers can make it challenging for students to seek clarification or engage in meaningful discussions. Research by Kintu </w:t>
       </w:r>
       <w:r>
         <w:rPr>
@@ -2262,21 +2696,7 @@
         <w:rPr>
           <w:color w:val="000000" w:themeColor="text1"/>
         </w:rPr>
-        <w:t xml:space="preserve">, such as plagiarism or cheating during assessments. Ensuring the authenticity of student work and the integrity of examinations requires robust measures, including the use of plagiarism detection software, secure proctoring solutions, and designing assessments that minimize opportunities for cheating (Harmon &amp; </w:t>
-      </w:r>
-      <w:proofErr w:type="spellStart"/>
-      <w:r>
-        <w:rPr>
-          <w:color w:val="000000" w:themeColor="text1"/>
-        </w:rPr>
-        <w:t>Lambrinos</w:t>
-      </w:r>
-      <w:proofErr w:type="spellEnd"/>
-      <w:r>
-        <w:rPr>
-          <w:color w:val="000000" w:themeColor="text1"/>
-        </w:rPr>
-        <w:t xml:space="preserve">, 2018). </w:t>
+        <w:t xml:space="preserve">, such as plagiarism or cheating during assessments. Ensuring the authenticity of student work and the integrity of examinations requires robust measures, including the use of plagiarism detection software, secure proctoring solutions, and designing assessments that minimize opportunities for cheating (Harmon &amp; Lambrinos, 2018). </w:t>
       </w:r>
     </w:p>
     <w:p>
@@ -2333,7 +2753,6 @@
           <w:rFonts w:ascii="Times New Roman" w:hAnsi="Times New Roman" w:cs="Times New Roman"/>
           <w:b/>
           <w:i w:val="0"/>
-          <w:caps/>
           <w:color w:val="000000" w:themeColor="text1"/>
           <w:sz w:val="24"/>
           <w:szCs w:val="24"/>
@@ -2660,8 +3079,6 @@
           <w:szCs w:val="24"/>
         </w:rPr>
       </w:pPr>
-      <w:bookmarkStart w:id="0" w:name="_GoBack"/>
-      <w:bookmarkEnd w:id="0"/>
       <w:r>
         <w:rPr>
           <w:sz w:val="24"/>
@@ -2805,15 +3222,7 @@
         <w:jc w:val="both"/>
       </w:pPr>
       <w:r>
-        <w:t xml:space="preserve">Harmon, O. R., &amp; </w:t>
-      </w:r>
-      <w:proofErr w:type="spellStart"/>
-      <w:r>
-        <w:t>Lambrinos</w:t>
-      </w:r>
-      <w:proofErr w:type="spellEnd"/>
-      <w:r>
-        <w:t xml:space="preserve">, J. (2008). Are online exams an invitation to cheat? </w:t>
+        <w:t xml:space="preserve">Harmon, O. R., &amp; Lambrinos, J. (2008). Are online exams an invitation to cheat? </w:t>
       </w:r>
       <w:r>
         <w:rPr>
@@ -2831,13 +3240,8 @@
         <w:ind w:left="720" w:hanging="720"/>
         <w:jc w:val="both"/>
       </w:pPr>
-      <w:proofErr w:type="spellStart"/>
-      <w:r>
-        <w:t>Hrastinski</w:t>
-      </w:r>
-      <w:proofErr w:type="spellEnd"/>
-      <w:r>
-        <w:t xml:space="preserve">, S. (2009). A theory of online learning as online participation. </w:t>
+      <w:r>
+        <w:t xml:space="preserve">Hrastinski, S. (2009). A theory of online learning as online participation. </w:t>
       </w:r>
       <w:r>
         <w:rPr>
@@ -2874,13 +3278,8 @@
         <w:ind w:left="720" w:hanging="720"/>
         <w:jc w:val="both"/>
       </w:pPr>
-      <w:proofErr w:type="spellStart"/>
-      <w:r>
-        <w:t>Kintu</w:t>
-      </w:r>
-      <w:proofErr w:type="spellEnd"/>
-      <w:r>
-        <w:t xml:space="preserve">, M. J., Zhu, C., &amp; </w:t>
+      <w:r>
+        <w:t xml:space="preserve">Kintu, M. J., Zhu, C., &amp; </w:t>
       </w:r>
       <w:proofErr w:type="spellStart"/>
       <w:r>
@@ -3018,13 +3417,8 @@
         <w:ind w:left="720" w:hanging="720"/>
         <w:jc w:val="both"/>
       </w:pPr>
-      <w:proofErr w:type="spellStart"/>
-      <w:r>
-        <w:t>Redecker</w:t>
-      </w:r>
-      <w:proofErr w:type="spellEnd"/>
-      <w:r>
-        <w:t xml:space="preserve">, C. (2017). </w:t>
+      <w:r>
+        <w:t xml:space="preserve">Redecker, C. (2017). </w:t>
       </w:r>
       <w:r>
         <w:rPr>
@@ -3111,7 +3505,7 @@
 </file>
 
 <file path=word/endnotes.xml><?xml version="1.0" encoding="utf-8"?>
-<w:endnotes xmlns:wpc="http://schemas.microsoft.com/office/word/2010/wordprocessingCanvas" xmlns:cx="http://schemas.microsoft.com/office/drawing/2014/chartex" xmlns:cx1="http://schemas.microsoft.com/office/drawing/2015/9/8/chartex" xmlns:cx2="http://schemas.microsoft.com/office/drawing/2015/10/21/chartex" xmlns:cx3="http://schemas.microsoft.com/office/drawing/2016/5/9/chartex" xmlns:cx4="http://schemas.microsoft.com/office/drawing/2016/5/10/chartex" xmlns:cx5="http://schemas.microsoft.com/office/drawing/2016/5/11/chartex" xmlns:cx6="http://schemas.microsoft.com/office/drawing/2016/5/12/chartex" xmlns:cx7="http://schemas.microsoft.com/office/drawing/2016/5/13/chartex" xmlns:cx8="http://schemas.microsoft.com/office/drawing/2016/5/14/chartex" xmlns:mc="http://schemas.openxmlformats.org/markup-compatibility/2006" xmlns:aink="http://schemas.microsoft.com/office/drawing/2016/ink" xmlns:am3d="http://schemas.microsoft.com/office/drawing/2017/model3d" xmlns:o="urn:schemas-microsoft-com:office:office" xmlns:r="http://schemas.openxmlformats.org/officeDocument/2006/relationships" xmlns:m="http://schemas.openxmlformats.org/officeDocument/2006/math" xmlns:v="urn:schemas-microsoft-com:vml" xmlns:wp14="http://schemas.microsoft.com/office/word/2010/wordprocessingDrawing" xmlns:wp="http://schemas.openxmlformats.org/drawingml/2006/wordprocessingDrawing" xmlns:w10="urn:schemas-microsoft-com:office:word" xmlns:w="http://schemas.openxmlformats.org/wordprocessingml/2006/main" xmlns:w14="http://schemas.microsoft.com/office/word/2010/wordml" xmlns:w15="http://schemas.microsoft.com/office/word/2012/wordml" xmlns:w16cid="http://schemas.microsoft.com/office/word/2016/wordml/cid" xmlns:w16se="http://schemas.microsoft.com/office/word/2015/wordml/symex" xmlns:wpg="http://schemas.microsoft.com/office/word/2010/wordprocessingGroup" xmlns:wpi="http://schemas.microsoft.com/office/word/2010/wordprocessingInk" xmlns:wne="http://schemas.microsoft.com/office/word/2006/wordml" xmlns:wps="http://schemas.microsoft.com/office/word/2010/wordprocessingShape" mc:Ignorable="w14 w15 w16se w16cid wp14">
+<w:endnotes xmlns:wpc="http://schemas.microsoft.com/office/word/2010/wordprocessingCanvas" xmlns:cx="http://schemas.microsoft.com/office/drawing/2014/chartex" xmlns:cx1="http://schemas.microsoft.com/office/drawing/2015/9/8/chartex" xmlns:cx2="http://schemas.microsoft.com/office/drawing/2015/10/21/chartex" xmlns:cx3="http://schemas.microsoft.com/office/drawing/2016/5/9/chartex" xmlns:cx4="http://schemas.microsoft.com/office/drawing/2016/5/10/chartex" xmlns:cx5="http://schemas.microsoft.com/office/drawing/2016/5/11/chartex" xmlns:cx6="http://schemas.microsoft.com/office/drawing/2016/5/12/chartex" xmlns:cx7="http://schemas.microsoft.com/office/drawing/2016/5/13/chartex" xmlns:cx8="http://schemas.microsoft.com/office/drawing/2016/5/14/chartex" xmlns:mc="http://schemas.openxmlformats.org/markup-compatibility/2006" xmlns:aink="http://schemas.microsoft.com/office/drawing/2016/ink" xmlns:am3d="http://schemas.microsoft.com/office/drawing/2017/model3d" xmlns:o="urn:schemas-microsoft-com:office:office" xmlns:oel="http://schemas.microsoft.com/office/2019/extlst" xmlns:r="http://schemas.openxmlformats.org/officeDocument/2006/relationships" xmlns:m="http://schemas.openxmlformats.org/officeDocument/2006/math" xmlns:v="urn:schemas-microsoft-com:vml" xmlns:wp14="http://schemas.microsoft.com/office/word/2010/wordprocessingDrawing" xmlns:wp="http://schemas.openxmlformats.org/drawingml/2006/wordprocessingDrawing" xmlns:w10="urn:schemas-microsoft-com:office:word" xmlns:w="http://schemas.openxmlformats.org/wordprocessingml/2006/main" xmlns:w14="http://schemas.microsoft.com/office/word/2010/wordml" xmlns:w15="http://schemas.microsoft.com/office/word/2012/wordml" xmlns:w16cex="http://schemas.microsoft.com/office/word/2018/wordml/cex" xmlns:w16cid="http://schemas.microsoft.com/office/word/2016/wordml/cid" xmlns:w16="http://schemas.microsoft.com/office/word/2018/wordml" xmlns:w16du="http://schemas.microsoft.com/office/word/2023/wordml/word16du" xmlns:w16sdtdh="http://schemas.microsoft.com/office/word/2020/wordml/sdtdatahash" xmlns:w16sdtfl="http://schemas.microsoft.com/office/word/2024/wordml/sdtformatlock" xmlns:w16se="http://schemas.microsoft.com/office/word/2015/wordml/symex" xmlns:wpg="http://schemas.microsoft.com/office/word/2010/wordprocessingGroup" xmlns:wpi="http://schemas.microsoft.com/office/word/2010/wordprocessingInk" xmlns:wne="http://schemas.microsoft.com/office/word/2006/wordml" xmlns:wps="http://schemas.microsoft.com/office/word/2010/wordprocessingShape" mc:Ignorable="w14 w15 w16se w16cid w16 w16cex w16sdtdh w16sdtfl w16du wp14">
   <w:endnote w:type="separator" w:id="-1">
     <w:p>
       <w:pPr>
@@ -3136,7 +3530,7 @@
 </file>
 
 <file path=word/footer1.xml><?xml version="1.0" encoding="utf-8"?>
-<w:ftr xmlns:wpc="http://schemas.microsoft.com/office/word/2010/wordprocessingCanvas" xmlns:cx="http://schemas.microsoft.com/office/drawing/2014/chartex" xmlns:cx1="http://schemas.microsoft.com/office/drawing/2015/9/8/chartex" xmlns:cx2="http://schemas.microsoft.com/office/drawing/2015/10/21/chartex" xmlns:cx3="http://schemas.microsoft.com/office/drawing/2016/5/9/chartex" xmlns:cx4="http://schemas.microsoft.com/office/drawing/2016/5/10/chartex" xmlns:cx5="http://schemas.microsoft.com/office/drawing/2016/5/11/chartex" xmlns:cx6="http://schemas.microsoft.com/office/drawing/2016/5/12/chartex" xmlns:cx7="http://schemas.microsoft.com/office/drawing/2016/5/13/chartex" xmlns:cx8="http://schemas.microsoft.com/office/drawing/2016/5/14/chartex" xmlns:mc="http://schemas.openxmlformats.org/markup-compatibility/2006" xmlns:aink="http://schemas.microsoft.com/office/drawing/2016/ink" xmlns:am3d="http://schemas.microsoft.com/office/drawing/2017/model3d" xmlns:o="urn:schemas-microsoft-com:office:office" xmlns:r="http://schemas.openxmlformats.org/officeDocument/2006/relationships" xmlns:m="http://schemas.openxmlformats.org/officeDocument/2006/math" xmlns:v="urn:schemas-microsoft-com:vml" xmlns:wp14="http://schemas.microsoft.com/office/word/2010/wordprocessingDrawing" xmlns:wp="http://schemas.openxmlformats.org/drawingml/2006/wordprocessingDrawing" xmlns:w10="urn:schemas-microsoft-com:office:word" xmlns:w="http://schemas.openxmlformats.org/wordprocessingml/2006/main" xmlns:w14="http://schemas.microsoft.com/office/word/2010/wordml" xmlns:w15="http://schemas.microsoft.com/office/word/2012/wordml" xmlns:w16cid="http://schemas.microsoft.com/office/word/2016/wordml/cid" xmlns:w16se="http://schemas.microsoft.com/office/word/2015/wordml/symex" xmlns:wpg="http://schemas.microsoft.com/office/word/2010/wordprocessingGroup" xmlns:wpi="http://schemas.microsoft.com/office/word/2010/wordprocessingInk" xmlns:wne="http://schemas.microsoft.com/office/word/2006/wordml" xmlns:wps="http://schemas.microsoft.com/office/word/2010/wordprocessingShape" mc:Ignorable="w14 w15 w16se w16cid wp14">
+<w:ftr xmlns:wpc="http://schemas.microsoft.com/office/word/2010/wordprocessingCanvas" xmlns:cx="http://schemas.microsoft.com/office/drawing/2014/chartex" xmlns:cx1="http://schemas.microsoft.com/office/drawing/2015/9/8/chartex" xmlns:cx2="http://schemas.microsoft.com/office/drawing/2015/10/21/chartex" xmlns:cx3="http://schemas.microsoft.com/office/drawing/2016/5/9/chartex" xmlns:cx4="http://schemas.microsoft.com/office/drawing/2016/5/10/chartex" xmlns:cx5="http://schemas.microsoft.com/office/drawing/2016/5/11/chartex" xmlns:cx6="http://schemas.microsoft.com/office/drawing/2016/5/12/chartex" xmlns:cx7="http://schemas.microsoft.com/office/drawing/2016/5/13/chartex" xmlns:cx8="http://schemas.microsoft.com/office/drawing/2016/5/14/chartex" xmlns:mc="http://schemas.openxmlformats.org/markup-compatibility/2006" xmlns:aink="http://schemas.microsoft.com/office/drawing/2016/ink" xmlns:am3d="http://schemas.microsoft.com/office/drawing/2017/model3d" xmlns:o="urn:schemas-microsoft-com:office:office" xmlns:oel="http://schemas.microsoft.com/office/2019/extlst" xmlns:r="http://schemas.openxmlformats.org/officeDocument/2006/relationships" xmlns:m="http://schemas.openxmlformats.org/officeDocument/2006/math" xmlns:v="urn:schemas-microsoft-com:vml" xmlns:wp14="http://schemas.microsoft.com/office/word/2010/wordprocessingDrawing" xmlns:wp="http://schemas.openxmlformats.org/drawingml/2006/wordprocessingDrawing" xmlns:w10="urn:schemas-microsoft-com:office:word" xmlns:w="http://schemas.openxmlformats.org/wordprocessingml/2006/main" xmlns:w14="http://schemas.microsoft.com/office/word/2010/wordml" xmlns:w15="http://schemas.microsoft.com/office/word/2012/wordml" xmlns:w16cex="http://schemas.microsoft.com/office/word/2018/wordml/cex" xmlns:w16cid="http://schemas.microsoft.com/office/word/2016/wordml/cid" xmlns:w16="http://schemas.microsoft.com/office/word/2018/wordml" xmlns:w16du="http://schemas.microsoft.com/office/word/2023/wordml/word16du" xmlns:w16sdtdh="http://schemas.microsoft.com/office/word/2020/wordml/sdtdatahash" xmlns:w16sdtfl="http://schemas.microsoft.com/office/word/2024/wordml/sdtformatlock" xmlns:w16se="http://schemas.microsoft.com/office/word/2015/wordml/symex" xmlns:wpg="http://schemas.microsoft.com/office/word/2010/wordprocessingGroup" xmlns:wpi="http://schemas.microsoft.com/office/word/2010/wordprocessingInk" xmlns:wne="http://schemas.microsoft.com/office/word/2006/wordml" xmlns:wps="http://schemas.microsoft.com/office/word/2010/wordprocessingShape" mc:Ignorable="w14 w15 w16se w16cid w16 w16cex w16sdtdh w16sdtfl w16du wp14">
   <w:sdt>
     <w:sdtPr>
       <w:id w:val="717475544"/>
@@ -3189,7 +3583,7 @@
 </file>
 
 <file path=word/footnotes.xml><?xml version="1.0" encoding="utf-8"?>
-<w:footnotes xmlns:wpc="http://schemas.microsoft.com/office/word/2010/wordprocessingCanvas" xmlns:cx="http://schemas.microsoft.com/office/drawing/2014/chartex" xmlns:cx1="http://schemas.microsoft.com/office/drawing/2015/9/8/chartex" xmlns:cx2="http://schemas.microsoft.com/office/drawing/2015/10/21/chartex" xmlns:cx3="http://schemas.microsoft.com/office/drawing/2016/5/9/chartex" xmlns:cx4="http://schemas.microsoft.com/office/drawing/2016/5/10/chartex" xmlns:cx5="http://schemas.microsoft.com/office/drawing/2016/5/11/chartex" xmlns:cx6="http://schemas.microsoft.com/office/drawing/2016/5/12/chartex" xmlns:cx7="http://schemas.microsoft.com/office/drawing/2016/5/13/chartex" xmlns:cx8="http://schemas.microsoft.com/office/drawing/2016/5/14/chartex" xmlns:mc="http://schemas.openxmlformats.org/markup-compatibility/2006" xmlns:aink="http://schemas.microsoft.com/office/drawing/2016/ink" xmlns:am3d="http://schemas.microsoft.com/office/drawing/2017/model3d" xmlns:o="urn:schemas-microsoft-com:office:office" xmlns:r="http://schemas.openxmlformats.org/officeDocument/2006/relationships" xmlns:m="http://schemas.openxmlformats.org/officeDocument/2006/math" xmlns:v="urn:schemas-microsoft-com:vml" xmlns:wp14="http://schemas.microsoft.com/office/word/2010/wordprocessingDrawing" xmlns:wp="http://schemas.openxmlformats.org/drawingml/2006/wordprocessingDrawing" xmlns:w10="urn:schemas-microsoft-com:office:word" xmlns:w="http://schemas.openxmlformats.org/wordprocessingml/2006/main" xmlns:w14="http://schemas.microsoft.com/office/word/2010/wordml" xmlns:w15="http://schemas.microsoft.com/office/word/2012/wordml" xmlns:w16cid="http://schemas.microsoft.com/office/word/2016/wordml/cid" xmlns:w16se="http://schemas.microsoft.com/office/word/2015/wordml/symex" xmlns:wpg="http://schemas.microsoft.com/office/word/2010/wordprocessingGroup" xmlns:wpi="http://schemas.microsoft.com/office/word/2010/wordprocessingInk" xmlns:wne="http://schemas.microsoft.com/office/word/2006/wordml" xmlns:wps="http://schemas.microsoft.com/office/word/2010/wordprocessingShape" mc:Ignorable="w14 w15 w16se w16cid wp14">
+<w:footnotes xmlns:wpc="http://schemas.microsoft.com/office/word/2010/wordprocessingCanvas" xmlns:cx="http://schemas.microsoft.com/office/drawing/2014/chartex" xmlns:cx1="http://schemas.microsoft.com/office/drawing/2015/9/8/chartex" xmlns:cx2="http://schemas.microsoft.com/office/drawing/2015/10/21/chartex" xmlns:cx3="http://schemas.microsoft.com/office/drawing/2016/5/9/chartex" xmlns:cx4="http://schemas.microsoft.com/office/drawing/2016/5/10/chartex" xmlns:cx5="http://schemas.microsoft.com/office/drawing/2016/5/11/chartex" xmlns:cx6="http://schemas.microsoft.com/office/drawing/2016/5/12/chartex" xmlns:cx7="http://schemas.microsoft.com/office/drawing/2016/5/13/chartex" xmlns:cx8="http://schemas.microsoft.com/office/drawing/2016/5/14/chartex" xmlns:mc="http://schemas.openxmlformats.org/markup-compatibility/2006" xmlns:aink="http://schemas.microsoft.com/office/drawing/2016/ink" xmlns:am3d="http://schemas.microsoft.com/office/drawing/2017/model3d" xmlns:o="urn:schemas-microsoft-com:office:office" xmlns:oel="http://schemas.microsoft.com/office/2019/extlst" xmlns:r="http://schemas.openxmlformats.org/officeDocument/2006/relationships" xmlns:m="http://schemas.openxmlformats.org/officeDocument/2006/math" xmlns:v="urn:schemas-microsoft-com:vml" xmlns:wp14="http://schemas.microsoft.com/office/word/2010/wordprocessingDrawing" xmlns:wp="http://schemas.openxmlformats.org/drawingml/2006/wordprocessingDrawing" xmlns:w10="urn:schemas-microsoft-com:office:word" xmlns:w="http://schemas.openxmlformats.org/wordprocessingml/2006/main" xmlns:w14="http://schemas.microsoft.com/office/word/2010/wordml" xmlns:w15="http://schemas.microsoft.com/office/word/2012/wordml" xmlns:w16cex="http://schemas.microsoft.com/office/word/2018/wordml/cex" xmlns:w16cid="http://schemas.microsoft.com/office/word/2016/wordml/cid" xmlns:w16="http://schemas.microsoft.com/office/word/2018/wordml" xmlns:w16du="http://schemas.microsoft.com/office/word/2023/wordml/word16du" xmlns:w16sdtdh="http://schemas.microsoft.com/office/word/2020/wordml/sdtdatahash" xmlns:w16sdtfl="http://schemas.microsoft.com/office/word/2024/wordml/sdtformatlock" xmlns:w16se="http://schemas.microsoft.com/office/word/2015/wordml/symex" xmlns:wpg="http://schemas.microsoft.com/office/word/2010/wordprocessingGroup" xmlns:wpi="http://schemas.microsoft.com/office/word/2010/wordprocessingInk" xmlns:wne="http://schemas.microsoft.com/office/word/2006/wordml" xmlns:wps="http://schemas.microsoft.com/office/word/2010/wordprocessingShape" mc:Ignorable="w14 w15 w16se w16cid w16 w16cex w16sdtdh w16sdtfl w16du wp14">
   <w:footnote w:type="separator" w:id="-1">
     <w:p>
       <w:pPr>
@@ -3214,7 +3608,7 @@
 </file>
 
 <file path=word/numbering.xml><?xml version="1.0" encoding="utf-8"?>
-<w:numbering xmlns:wpc="http://schemas.microsoft.com/office/word/2010/wordprocessingCanvas" xmlns:cx="http://schemas.microsoft.com/office/drawing/2014/chartex" xmlns:cx1="http://schemas.microsoft.com/office/drawing/2015/9/8/chartex" xmlns:cx2="http://schemas.microsoft.com/office/drawing/2015/10/21/chartex" xmlns:cx3="http://schemas.microsoft.com/office/drawing/2016/5/9/chartex" xmlns:cx4="http://schemas.microsoft.com/office/drawing/2016/5/10/chartex" xmlns:cx5="http://schemas.microsoft.com/office/drawing/2016/5/11/chartex" xmlns:cx6="http://schemas.microsoft.com/office/drawing/2016/5/12/chartex" xmlns:cx7="http://schemas.microsoft.com/office/drawing/2016/5/13/chartex" xmlns:cx8="http://schemas.microsoft.com/office/drawing/2016/5/14/chartex" xmlns:mc="http://schemas.openxmlformats.org/markup-compatibility/2006" xmlns:aink="http://schemas.microsoft.com/office/drawing/2016/ink" xmlns:am3d="http://schemas.microsoft.com/office/drawing/2017/model3d" xmlns:o="urn:schemas-microsoft-com:office:office" xmlns:r="http://schemas.openxmlformats.org/officeDocument/2006/relationships" xmlns:m="http://schemas.openxmlformats.org/officeDocument/2006/math" xmlns:v="urn:schemas-microsoft-com:vml" xmlns:wp14="http://schemas.microsoft.com/office/word/2010/wordprocessingDrawing" xmlns:wp="http://schemas.openxmlformats.org/drawingml/2006/wordprocessingDrawing" xmlns:w10="urn:schemas-microsoft-com:office:word" xmlns:w="http://schemas.openxmlformats.org/wordprocessingml/2006/main" xmlns:w14="http://schemas.microsoft.com/office/word/2010/wordml" xmlns:w15="http://schemas.microsoft.com/office/word/2012/wordml" xmlns:w16cid="http://schemas.microsoft.com/office/word/2016/wordml/cid" xmlns:w16se="http://schemas.microsoft.com/office/word/2015/wordml/symex" xmlns:wpg="http://schemas.microsoft.com/office/word/2010/wordprocessingGroup" xmlns:wpi="http://schemas.microsoft.com/office/word/2010/wordprocessingInk" xmlns:wne="http://schemas.microsoft.com/office/word/2006/wordml" xmlns:wps="http://schemas.microsoft.com/office/word/2010/wordprocessingShape" mc:Ignorable="w14 w15 w16se w16cid wp14">
+<w:numbering xmlns:wpc="http://schemas.microsoft.com/office/word/2010/wordprocessingCanvas" xmlns:cx="http://schemas.microsoft.com/office/drawing/2014/chartex" xmlns:cx1="http://schemas.microsoft.com/office/drawing/2015/9/8/chartex" xmlns:cx2="http://schemas.microsoft.com/office/drawing/2015/10/21/chartex" xmlns:cx3="http://schemas.microsoft.com/office/drawing/2016/5/9/chartex" xmlns:cx4="http://schemas.microsoft.com/office/drawing/2016/5/10/chartex" xmlns:cx5="http://schemas.microsoft.com/office/drawing/2016/5/11/chartex" xmlns:cx6="http://schemas.microsoft.com/office/drawing/2016/5/12/chartex" xmlns:cx7="http://schemas.microsoft.com/office/drawing/2016/5/13/chartex" xmlns:cx8="http://schemas.microsoft.com/office/drawing/2016/5/14/chartex" xmlns:mc="http://schemas.openxmlformats.org/markup-compatibility/2006" xmlns:aink="http://schemas.microsoft.com/office/drawing/2016/ink" xmlns:am3d="http://schemas.microsoft.com/office/drawing/2017/model3d" xmlns:o="urn:schemas-microsoft-com:office:office" xmlns:oel="http://schemas.microsoft.com/office/2019/extlst" xmlns:r="http://schemas.openxmlformats.org/officeDocument/2006/relationships" xmlns:m="http://schemas.openxmlformats.org/officeDocument/2006/math" xmlns:v="urn:schemas-microsoft-com:vml" xmlns:wp14="http://schemas.microsoft.com/office/word/2010/wordprocessingDrawing" xmlns:wp="http://schemas.openxmlformats.org/drawingml/2006/wordprocessingDrawing" xmlns:w10="urn:schemas-microsoft-com:office:word" xmlns:w="http://schemas.openxmlformats.org/wordprocessingml/2006/main" xmlns:w14="http://schemas.microsoft.com/office/word/2010/wordml" xmlns:w15="http://schemas.microsoft.com/office/word/2012/wordml" xmlns:w16cex="http://schemas.microsoft.com/office/word/2018/wordml/cex" xmlns:w16cid="http://schemas.microsoft.com/office/word/2016/wordml/cid" xmlns:w16="http://schemas.microsoft.com/office/word/2018/wordml" xmlns:w16du="http://schemas.microsoft.com/office/word/2023/wordml/word16du" xmlns:w16sdtdh="http://schemas.microsoft.com/office/word/2020/wordml/sdtdatahash" xmlns:w16sdtfl="http://schemas.microsoft.com/office/word/2024/wordml/sdtformatlock" xmlns:w16se="http://schemas.microsoft.com/office/word/2015/wordml/symex" xmlns:wpg="http://schemas.microsoft.com/office/word/2010/wordprocessingGroup" xmlns:wpi="http://schemas.microsoft.com/office/word/2010/wordprocessingInk" xmlns:wne="http://schemas.microsoft.com/office/word/2006/wordml" xmlns:wps="http://schemas.microsoft.com/office/word/2010/wordprocessingShape" mc:Ignorable="w14 w15 w16se w16cid w16 w16cex w16sdtdh w16sdtfl w16du wp14">
   <w:abstractNum w:abstractNumId="0" w15:restartNumberingAfterBreak="0">
     <w:nsid w:val="3C3B7161"/>
     <w:multiLevelType w:val="multilevel"/>
@@ -4013,35 +4407,35 @@
       </w:pPr>
     </w:lvl>
   </w:abstractNum>
-  <w:num w:numId="1">
+  <w:num w:numId="1" w16cid:durableId="1055158768">
     <w:abstractNumId w:val="4"/>
   </w:num>
-  <w:num w:numId="2">
+  <w:num w:numId="2" w16cid:durableId="345401801">
     <w:abstractNumId w:val="0"/>
   </w:num>
-  <w:num w:numId="3">
+  <w:num w:numId="3" w16cid:durableId="2086490225">
     <w:abstractNumId w:val="3"/>
   </w:num>
-  <w:num w:numId="4">
+  <w:num w:numId="4" w16cid:durableId="461313861">
     <w:abstractNumId w:val="1"/>
   </w:num>
-  <w:num w:numId="5">
+  <w:num w:numId="5" w16cid:durableId="266811024">
     <w:abstractNumId w:val="2"/>
   </w:num>
-  <w:num w:numId="6">
+  <w:num w:numId="6" w16cid:durableId="164785246">
     <w:abstractNumId w:val="5"/>
   </w:num>
-  <w:num w:numId="7">
+  <w:num w:numId="7" w16cid:durableId="1652516260">
     <w:abstractNumId w:val="6"/>
   </w:num>
-  <w:num w:numId="8">
+  <w:num w:numId="8" w16cid:durableId="773132932">
     <w:abstractNumId w:val="7"/>
   </w:num>
 </w:numbering>
 </file>
 
 <file path=word/styles.xml><?xml version="1.0" encoding="utf-8"?>
-<w:styles xmlns:mc="http://schemas.openxmlformats.org/markup-compatibility/2006" xmlns:r="http://schemas.openxmlformats.org/officeDocument/2006/relationships" xmlns:w="http://schemas.openxmlformats.org/wordprocessingml/2006/main" xmlns:w14="http://schemas.microsoft.com/office/word/2010/wordml" xmlns:w15="http://schemas.microsoft.com/office/word/2012/wordml" xmlns:w16cid="http://schemas.microsoft.com/office/word/2016/wordml/cid" xmlns:w16se="http://schemas.microsoft.com/office/word/2015/wordml/symex" mc:Ignorable="w14 w15 w16se w16cid">
+<w:styles xmlns:mc="http://schemas.openxmlformats.org/markup-compatibility/2006" xmlns:r="http://schemas.openxmlformats.org/officeDocument/2006/relationships" xmlns:w="http://schemas.openxmlformats.org/wordprocessingml/2006/main" xmlns:w14="http://schemas.microsoft.com/office/word/2010/wordml" xmlns:w15="http://schemas.microsoft.com/office/word/2012/wordml" xmlns:w16cex="http://schemas.microsoft.com/office/word/2018/wordml/cex" xmlns:w16cid="http://schemas.microsoft.com/office/word/2016/wordml/cid" xmlns:w16="http://schemas.microsoft.com/office/word/2018/wordml" xmlns:w16du="http://schemas.microsoft.com/office/word/2023/wordml/word16du" xmlns:w16sdtdh="http://schemas.microsoft.com/office/word/2020/wordml/sdtdatahash" xmlns:w16sdtfl="http://schemas.microsoft.com/office/word/2024/wordml/sdtformatlock" xmlns:w16se="http://schemas.microsoft.com/office/word/2015/wordml/symex" mc:Ignorable="w14 w15 w16se w16cid w16 w16cex w16sdtdh w16sdtfl w16du">
   <w:docDefaults>
     <w:rPrDefault>
       <w:rPr>
@@ -4530,7 +4924,6 @@
   <w:style w:type="character" w:default="1" w:styleId="DefaultParagraphFont">
     <w:name w:val="Default Paragraph Font"/>
     <w:uiPriority w:val="1"/>
-    <w:semiHidden/>
     <w:unhideWhenUsed/>
   </w:style>
   <w:style w:type="table" w:default="1" w:styleId="TableNormal">
